--- a/courts/fourth-circuit/south-carolina/state/supreme-court/petition-for-rehearing/usage/OUTPUT-petition-for-rehearing.docx
+++ b/courts/fourth-circuit/south-carolina/state/supreme-court/petition-for-rehearing/usage/OUTPUT-petition-for-rehearing.docx
@@ -1345,31 +1345,7 @@
         <w:pStyle w:val="BodyText"/>
       </w:pPr>
       <w:r>
-        <w:t xml:space="preserve">In three separate opinions, and one concurrence in result only, (Pleicones and Hearn, JJ.) (Kittredge, J. concurring in result only), (Beatty C.J.) and (Few, J.), the Court was unanimous in concluding that same-sex couples who “are cohabiting or have formerly cohabited” must be included within the protections of S.C. Code Ann. § 16</w:t>
-      </w:r>
-      <w:r>
-        <w:noBreakHyphen/>
-      </w:r>
-      <w:r>
-        <w:t xml:space="preserve">25</w:t>
-      </w:r>
-      <w:r>
-        <w:noBreakHyphen/>
-      </w:r>
-      <w:r>
-        <w:t xml:space="preserve">10(3)⁠(d) of the Domestic Violence Reform Act of 2015 and S.C. Code Ann. § 20</w:t>
-      </w:r>
-      <w:r>
-        <w:noBreakHyphen/>
-      </w:r>
-      <w:r>
-        <w:t xml:space="preserve">4</w:t>
-      </w:r>
-      <w:r>
-        <w:noBreakHyphen/>
-      </w:r>
-      <w:r>
-        <w:t xml:space="preserve">20(b)⁠(iv) of the Protection From Criminal Domestic Violence Act (collectively, “the Acts”).</w:t>
+        <w:t xml:space="preserve">In three separate opinions, and one concurrence in result only, (Pleicones and Hearn, JJ.) (Kittredge, J. concurring in result only), (Beatty C.J.) and (Few, J.), the Court was unanimous in concluding that same-sex couples who “are cohabiting or have formerly cohabited” must be included within the protections of S.C. Code Ann. § 16-⁠25-⁠10(3)⁠(d) of the Domestic Violence Reform Act of 2015 and S.C. Code Ann. § 20-⁠4-⁠20(b)⁠(iv) of the Protection From Criminal Domestic Violence Act (collectively, “the Acts”).</w:t>
       </w:r>
     </w:p>
     <w:p>
@@ -1417,7 +1393,7 @@
         <w:pStyle w:val="BodyText"/>
       </w:pPr>
       <w:r>
-        <w:t xml:space="preserve">For purposes of the need for rehearing, we believe the Court overlooked or misapprehended the well-recognized and often preferred principle that the remedy for underinclusiveness in Equal Protection cases is not severance, but inclusion of those who have been discriminated against. Rather than “leveling down” to address the inequality posed by the Acts, the preferred remedy is to “level up” so as to best fulfill the legislative purpose of protecting one member of a cohabiting couple beaten or assaulted by the other. We stated in our Brief on the merits, “[t]he importance of the domestic violence statutes . . . cannot be overstated. Where there is a statute which confers benefits on an underinclusive basis, ‘extension, rather than nullification, is the proper course.’ See Califano v. Westcott, 443 U.S. 76, 90</w:t>
+        <w:t xml:space="preserve">For purposes of the need for rehearing, we believe the Court overlooked or misapprehended the well-recognized and often preferred principle that the remedy for underinclusiveness in Equal Protection cases is not severance, but inclusion of those who have been discriminated against. Rather than “leveling down” to address the inequality posed by the Acts, the preferred remedy is to “level up” so as to best fulfill the legislative purpose of protecting one member of a cohabiting couple beaten or assaulted by the other. We stated in our Brief on the merits, “[t]he importance of the domestic violence statutes ⁠. ⁠. ⁠. cannot be overstated. Where there is a statute which confers benefits on an underinclusive basis, ‘extension, rather than nullification, is the proper course.’ See Califano v. Westcott, 443 U.S. 76, 90</w:t>
       </w:r>
       <w:r>
         <w:noBreakHyphen/>
@@ -1479,7 +1455,7 @@
         <w:pStyle w:val="BodyText"/>
       </w:pPr>
       <w:r>
-        <w:t xml:space="preserve">The “cohabitation” provisions are the mainstay of domestic violence protections in the Acts, and always have been, since the Legislature began to address the acute problem of domestic violence in South Carolina over thirty years ago. It is well known that, year after year, South Carolina is one of the leaders in men killing women through domestic violence. As this Court noted in State v. Cannon, 336 S.C. 335, 338, 520 S.E.2d 317, 318 (1999), “[i]n 1984, the General Assembly enacted the Criminal Domestic Violence Act. 1984 S.C. Act 484, § 1. It defined the statutory offense of criminal domestic violence . . . and set forth the penalties for a conviction.”</w:t>
+        <w:t xml:space="preserve">The “cohabitation” provisions are the mainstay of domestic violence protections in the Acts, and always have been, since the Legislature began to address the acute problem of domestic violence in South Carolina over thirty years ago. It is well known that, year after year, South Carolina is one of the leaders in men killing women through domestic violence. As this Court noted in State v. Cannon, 336 S.C. 335, 338, 520 S.E.2d 317, 318 (1999), “[i]n 1984, the General Assembly enacted the Criminal Domestic Violence Act. 1984 S.C. Act 484, § 1. It defined the statutory offense of criminal domestic violence ⁠. ⁠. ⁠. and set forth the penalties for a conviction.”</w:t>
       </w:r>
     </w:p>
     <w:p>
@@ -1693,7 +1669,7 @@
         <w:pStyle w:val="BodyText"/>
       </w:pPr>
       <w:r>
-        <w:t xml:space="preserve">Moreover, the text of the Acts may be subject to alternative interpretations. Justice Few makes the argument in his separate opinion that “we should construe the Acts to protect partners in unmarried same-sex couples. . . .” We agreed with that assessment in our Brief. Given the history of the 1994 amendments, by inserting the words “male and female,” discussed above, (and the word “person” being retained in the Senate version of the Bill) as well as the overarching purpose of the Acts to protect cohabiting couples, such a construction is indeed possible. The words used are “a male and female who are cohabiting or formerly have cohabited.” As Justice Few points out, the word “between” is not present so as to require that the cohabitation must be between a male and female. Compare United States v. Windsor, 133 S. Ct. 2675 (2013) [DOMA, defining marriage as only a legal union “between one man and one woman” is unconstitutionally discriminatory].</w:t>
+        <w:t xml:space="preserve">Moreover, the text of the Acts may be subject to alternative interpretations. Justice Few makes the argument in his separate opinion that “we should construe the Acts to protect partners in unmarried same-sex couples. ⁠. ⁠. ⁠.” We agreed with that assessment in our Brief. Given the history of the 1994 amendments, by inserting the words “male and female,” discussed above, (and the word “person” being retained in the Senate version of the Bill) as well as the overarching purpose of the Acts to protect cohabiting couples, such a construction is indeed possible. The words used are “a male and female who are cohabiting or formerly have cohabited.” As Justice Few points out, the word “between” is not present so as to require that the cohabitation must be between a male and female. Compare United States v. Windsor, 133 S. Ct. 2675 (2013) [DOMA, defining marriage as only a legal union “between one man and one woman” is unconstitutionally discriminatory].</w:t>
       </w:r>
     </w:p>
     <w:p>
@@ -1839,7 +1815,7 @@
         <w:pStyle w:val="BodyText"/>
       </w:pPr>
       <w:r>
-        <w:t xml:space="preserve">As Chief Justice Beatty aptly observed, severance is a “drastic measure . . . neither necessary or desired.” (Opinion of Beatty, C.J.). He added: “Such a decision [results] . . . in grave consequences for victims of domestic abuse.”</w:t>
+        <w:t xml:space="preserve">As Chief Justice Beatty aptly observed, severance is a “drastic measure ⁠. ⁠. ⁠. neither necessary or desired.” (Opinion of Beatty, C.J.). He added: “Such a decision [results] ⁠. ⁠. ⁠. in grave consequences for victims of domestic abuse.”</w:t>
       </w:r>
     </w:p>
     <w:p>
@@ -1959,7 +1935,7 @@
         <w:pStyle w:val="XdQuoteLast"/>
       </w:pPr>
       <w:r>
-        <w:t xml:space="preserve">The District Court ordered extension rather than invalidation by way of remedy here, and equitable considerations surely support its choice. Approximately 300,000 needy children currently receive AFDC-UF benefits, see 42 Soc. Bull. 78 (Jan. 1979), and an injunction suspending the program’s operation would impose hardship on beneficiaries whom Congress plainly meant to protect. The presence in the Social Security Act of a strong severability clause, 42 U.S. § 1303, . . . likewise counsels against nullification, for it evidences a congressional intent to minimize the burdens imposed by a declaration of unconstitutionality upon innocent recipients of government largesse.</w:t>
+        <w:t xml:space="preserve">The District Court ordered extension rather than invalidation by way of remedy here, and equitable considerations surely support its choice. Approximately 300,000 needy children currently receive AFDC-UF benefits, see 42 Soc. Bull. 78 (Jan. 1979), and an injunction suspending the program’s operation would impose hardship on beneficiaries whom Congress plainly meant to protect. The presence in the Social Security Act of a strong severability clause, 42 U.S. § 1303, ⁠. ⁠. ⁠. likewise counsels against nullification, for it evidences a congressional intent to minimize the burdens imposed by a declaration of unconstitutionality upon innocent recipients of government largesse.</w:t>
       </w:r>
     </w:p>
     <w:p>
@@ -2005,7 +1981,7 @@
         <w:pStyle w:val="BodyText"/>
       </w:pPr>
       <w:r>
-        <w:t xml:space="preserve">With respect to the remedy, the Court reaffirmed that Califano v. Westcott is the “ordinarily” governing rule. However, the situation in Sessions posed a different problem. According to the Court, “[t]he residual policy here, the longer physical-presence requirement . . . evidences Congress’ recognition of ‘the importance of residence in this country as the talisman of dedicated attachment.’” Id. at 1700 (quoting Rogers v. Bellei, 401 U.S. 815, 834 (1971)). A unanimous Court concluded:</w:t>
+        <w:t xml:space="preserve">With respect to the remedy, the Court reaffirmed that Califano v. Westcott is the “ordinarily” governing rule. However, the situation in Sessions posed a different problem. According to the Court, “[t]he residual policy here, the longer physical-presence requirement ⁠. ⁠. ⁠. evidences Congress’ recognition of ‘the importance of residence in this country as the talisman of dedicated attachment.’” Id. at 1700 (quoting Rogers v. Bellei, 401 U.S. 815, 834 (1971)). A unanimous Court concluded:</w:t>
       </w:r>
     </w:p>
     <w:p>
@@ -2013,13 +1989,13 @@
         <w:pStyle w:val="XdQuoteOnly"/>
       </w:pPr>
       <w:r>
-        <w:t xml:space="preserve">[A]lthough extension of benefits is customary in federal benefits cases, . . . all indicators in this case point in the opposite direction. . . . Put to the choice, Congress, we believe, would have abrogated § 1409(c)’s exception, preferring preservation of the general rule. For the reasons stated, however, we must adopt the remedial course Congress likely would have chosen “had it been apprised of the constitutional infirmity.” Levin, 560 U.S. at 427. . . . Although the preferred rule in the typical case is to extend favorable treatment, see Westcott, 443 U.S. at 89</w:t>
+        <w:t xml:space="preserve">[A]lthough extension of benefits is customary in federal benefits cases, ⁠. ⁠. ⁠. all indicators in this case point in the opposite direction. ⁠. ⁠. ⁠. Put to the choice, Congress, we believe, would have abrogated § 1409(c)’s exception, preferring preservation of the general rule. For the reasons stated, however, we must adopt the remedial course Congress likely would have chosen “had it been apprised of the constitutional infirmity.” Levin, 560 U.S. at 427. ⁠. ⁠. ⁠. Although the preferred rule in the typical case is to extend favorable treatment, see Westcott, 443 U.S. at 89</w:t>
       </w:r>
       <w:r>
         <w:noBreakHyphen/>
       </w:r>
       <w:r>
-        <w:t xml:space="preserve">90, 99 S.Ct. 2655, this is hardly the typical case. . . . Extension here would render the special treatment Congress prescribed in § 1409(c), the one-year special treatment for U.S.-citizen mothers, the general rule, no longer an exception. Section 1401(a)⁠(7)’s larger physical presence requirement, applicable to a substantial majority of children born abroad to one U.S.-citizen parent and one foreign-citizen parent, therefore, must hold sway.</w:t>
+        <w:t xml:space="preserve">90, 99 S.Ct. 2655, this is hardly the typical case. ⁠. ⁠. ⁠. Extension here would render the special treatment Congress prescribed in § 1409(c), the one-year special treatment for U.S.-citizen mothers, the general rule, no longer an exception. Section 1401(a)⁠(7)’s larger physical presence requirement, applicable to a substantial majority of children born abroad to one U.S.-citizen parent and one foreign-citizen parent, therefore, must hold sway.</w:t>
       </w:r>
     </w:p>
     <w:p>
@@ -2133,7 +2109,7 @@
         <w:pStyle w:val="BodyText"/>
       </w:pPr>
       <w:r>
-        <w:t xml:space="preserve">(Beatty, C.J. concurring in part and dissenting in part). Chief Justice Beatty was careful to note that the Acts’ cohabitation provisions are not facially invalid, because under the rule of United States v. Salerno, 481 U.S. 739, 745 (1987), the Acts are not “unconstitutional in all [their] . . . applications.” In short, Chief Justice Beatty viewed the statute as underinclusive and deemed it unconstitutional as applied. See Cleburne, supra. The Chief Justice cited Gartner v. Iowa Dept. of Public Health, 830 N.W.2d 335 (Iowa 2013) in support of his position.</w:t>
+        <w:t xml:space="preserve">(Beatty, C.J. concurring in part and dissenting in part). Chief Justice Beatty was careful to note that the Acts’ cohabitation provisions are not facially invalid, because under the rule of United States v. Salerno, 481 U.S. 739, 745 (1987), the Acts are not “unconstitutional in all [their] ⁠. ⁠. ⁠. applications.” In short, Chief Justice Beatty viewed the statute as underinclusive and deemed it unconstitutional as applied. See Cleburne, supra. The Chief Justice cited Gartner v. Iowa Dept. of Public Health, 830 N.W.2d 335 (Iowa 2013) in support of his position.</w:t>
       </w:r>
     </w:p>
     <w:p>
@@ -2165,7 +2141,7 @@
         <w:pStyle w:val="BodyText"/>
       </w:pPr>
       <w:r>
-        <w:t xml:space="preserve">Chief Justice Beatty’s analysis is, as noted, consistent with City of Cleburne, supra. There, the Supreme Court applied a rational basis review to a city ordinance which required a group home for the mentally retarded to obtain a special-use permit. No such permit was required for other group homes. Rather than addressing the Equal Protection issue as one of facial invalidity, the ordinance was deemed “invalid as applied.” 473 U.S. at 435. The dissent protested that it was unprecedented to “treat[ ] an equal protection challenge to a statute on an as applied basis.” Id. at 476. According to the dissent, a division into the ordinance’s “permissible and impermissible applications” might be possible, but not in this instance. Id. at 475.</w:t>
+        <w:t xml:space="preserve">Chief Justice Beatty’s analysis is, as noted, consistent with City of Cleburne, supra. There, the Supreme Court applied a rational basis review to a city ordinance which required a group home for the mentally retarded to obtain a special-use permit. No such permit was required for other group homes. Rather than addressing the Equal Protection issue as one of facial invalidity, the ordinance was deemed “invalid as applied.” 473 U.S. at 435. The dissent protested that it was unprecedented to “treat[ ⁠] an equal protection challenge to a statute on an as applied basis.” Id. at 476. According to the dissent, a division into the ordinance’s “permissible and impermissible applications” might be possible, but not in this instance. Id. at 475.</w:t>
       </w:r>
     </w:p>
     <w:p>
@@ -2187,7 +2163,7 @@
         <w:noBreakHyphen/>
       </w:r>
       <w:r>
-        <w:t xml:space="preserve">52 (11th Cir. 2001) (distinguishing the “as-applied” equal protection challenge of City of Cleburne from the facial, fundamental rights challenge brought by the Williams plaintiffs); Greensprings Racquet Club, Inc. v. Baltimore County, Md., 232 F.3d 887, 2000 WL 1624496 *6 (4th Cir. 2000) (unpublished disposition) (evaluating both a facial and an as-applied, rational-basis, equal protection challenge to a state zoning ordinance); Batra v. Board of Regents of Univ. of Neb., 79 F.3d 717, 721 (8th Cir. 1996) (“Most equal protection cases involve facial or as-applied challenges to legislative action. Absent a ‘suspect classification’ such as race, courts review legislative actions under the highly deferential ‘rational basis’ standard.”); Steffan v. Perry, 41 F.3d 677, 693 (D.C. Cir. 1994) (evaluating a rational-basis, equal protection challenge to a DOD directive that prohibits homosexuals from serving in the Navy, and observing that “where . . . a statute or regulation has some concededly constitutional applications, a successful challenger must demonstrate that the statute is unconstitutional as applied to the particular facts of [his] case.”) (citing United States v. Salerno, 481 U.S. 739, 745, 107 S. Ct. 2095, 95 L. Ed. 2d 697 (1987)). These cases clearly establish that federal courts are generally willing to entertain as applied equal protection challenges.</w:t>
+        <w:t xml:space="preserve">52 (11th Cir. 2001) (distinguishing the “as-applied” equal protection challenge of City of Cleburne from the facial, fundamental rights challenge brought by the Williams plaintiffs); Greensprings Racquet Club, Inc. v. Baltimore County, Md., 232 F.3d 887, 2000 WL 1624496 *6 (4th Cir. 2000) (unpublished disposition) (evaluating both a facial and an as-applied, rational-basis, equal protection challenge to a state zoning ordinance); Batra v. Board of Regents of Univ. of Neb., 79 F.3d 717, 721 (8th Cir. 1996) (“Most equal protection cases involve facial or as-applied challenges to legislative action. Absent a ‘suspect classification’ such as race, courts review legislative actions under the highly deferential ‘rational basis’ standard.”); Steffan v. Perry, 41 F.3d 677, 693 (D.C. Cir. 1994) (evaluating a rational-basis, equal protection challenge to a DOD directive that prohibits homosexuals from serving in the Navy, and observing that “where ⁠. ⁠. ⁠. a statute or regulation has some concededly constitutional applications, a successful challenger must demonstrate that the statute is unconstitutional as applied to the particular facts of [his] case.”) (citing United States v. Salerno, 481 U.S. 739, 745, 107 S. Ct. 2095, 95 L. Ed. 2d 697 (1987)). These cases clearly establish that federal courts are generally willing to entertain as applied equal protection challenges.</w:t>
       </w:r>
     </w:p>
     <w:p>
@@ -2217,7 +2193,7 @@
         <w:pStyle w:val="BodyText"/>
       </w:pPr>
       <w:r>
-        <w:t xml:space="preserve">Chief Justice Beatty’s approach is also supported by this Court’s decision in Joint Legislative Comm. for Judicial Screening v. Huff, 320 S.C. 241, 464 S.E.2d 324 (1995). In that case, the Court concluded that § 2</w:t>
+        <w:t xml:space="preserve">Chief Justice Beatty’s approach is also supported by this Court’s decision in Joint Legislative Comm. for Judicial Screening v. Huff, 320 S.C. 241, 464 S.E.2d 324 (1995). In that case, the Court concluded that § 2-⁠1-⁠100, which prohibited appointment or election of senators or representatives during their term to any office created during that term was unconstitutional as applied to constitutional offices. According to the Court, “This section [2</w:t>
       </w:r>
       <w:r>
         <w:noBreakHyphen/>
@@ -2229,31 +2205,7 @@
         <w:noBreakHyphen/>
       </w:r>
       <w:r>
-        <w:t xml:space="preserve">100, which prohibited appointment or election of senators or representatives during their term to any office created during that term was unconstitutional as applied to constitutional offices. According to the Court, “This section [2</w:t>
-      </w:r>
-      <w:r>
-        <w:noBreakHyphen/>
-      </w:r>
-      <w:r>
-        <w:t xml:space="preserve">1</w:t>
-      </w:r>
-      <w:r>
-        <w:noBreakHyphen/>
-      </w:r>
-      <w:r>
-        <w:t xml:space="preserve">100] does not apply to members seeking election to the Court of Appeals and circuit court since it would provide an additional qualification. However, it does apply to members seeking election to family court.” 320 S.C. at 245, 464 S.E.2d at 326. While the statute in Joint Legislative Committee involved a prohibition, rather than a protection, the result is the same. In McConnell, the Court, in holding § 2</w:t>
-      </w:r>
-      <w:r>
-        <w:noBreakHyphen/>
-      </w:r>
-      <w:r>
-        <w:t xml:space="preserve">1</w:t>
-      </w:r>
-      <w:r>
-        <w:noBreakHyphen/>
-      </w:r>
-      <w:r>
-        <w:t xml:space="preserve">100 to be unconstitutional as applied to constitutional offices, did not strike the provision, nor alter it in any way, but simply concluded that those who were unconstitutionally included must be excluded. By the same token, the Chief Justice here concluded that those who were unconstitutionally excluded must be included. Such a remedy best protects legislative intent and does not strip all cohabitants of the protections from domestic violence which they have long been afforded.</w:t>
+        <w:t xml:space="preserve">100] does not apply to members seeking election to the Court of Appeals and circuit court since it would provide an additional qualification. However, it does apply to members seeking election to family court.” 320 S.C. at 245, 464 S.E.2d at 326. While the statute in Joint Legislative Committee involved a prohibition, rather than a protection, the result is the same. In McConnell, the Court, in holding § 2-⁠1-⁠100 to be unconstitutional as applied to constitutional offices, did not strike the provision, nor alter it in any way, but simply concluded that those who were unconstitutionally included must be excluded. By the same token, the Chief Justice here concluded that those who were unconstitutionally excluded must be included. Such a remedy best protects legislative intent and does not strip all cohabitants of the protections from domestic violence which they have long been afforded.</w:t>
       </w:r>
     </w:p>
     <w:p>
@@ -2341,7 +2293,7 @@
         <w:pStyle w:val="XdQuote"/>
       </w:pPr>
       <w:r>
-        <w:t xml:space="preserve">Second, mindful that our constitutional mandate and institutional competence is limited, we restrain ourselves from “rewrit[ing] state law to conform it to constitutional requirements” even as we strive to salvage it. . . . [citing authorities].</w:t>
+        <w:t xml:space="preserve">Second, mindful that our constitutional mandate and institutional competence is limited, we restrain ourselves from “rewrit[ing] state law to conform it to constitutional requirements” even as we strive to salvage it. ⁠. ⁠. ⁠. [citing authorities].</w:t>
       </w:r>
     </w:p>
     <w:p>
@@ -2349,7 +2301,7 @@
         <w:pStyle w:val="XdQuoteLast"/>
       </w:pPr>
       <w:r>
-        <w:t xml:space="preserve">Third, the touchstone for any decision about remedy is legislative intent, for a court cannot “use its remedial powers to circumvent the intent of the legislature.” Califano v. Westcott, 443 U.S. 76, 94, 99 S.Ct. 2655, 61 L.Ed.2d 382 (1979) (Powell, J. concurring in part and dissenting in part) [citing other cases]. . . . After finding an application or portion of a statute unconstitutional, we must next ask: Would the legislature have preferred what is left of its statute to no statute at all?</w:t>
+        <w:t xml:space="preserve">Third, the touchstone for any decision about remedy is legislative intent, for a court cannot “use its remedial powers to circumvent the intent of the legislature.” Califano v. Westcott, 443 U.S. 76, 94, 99 S.Ct. 2655, 61 L.Ed.2d 382 (1979) (Powell, J. concurring in part and dissenting in part) [citing other cases]. ⁠. ⁠. ⁠. After finding an application or portion of a statute unconstitutional, we must next ask: Would the legislature have preferred what is left of its statute to no statute at all?</w:t>
       </w:r>
     </w:p>
     <w:p>
@@ -2519,7 +2471,7 @@
         <w:pStyle w:val="XdQuoteFirst"/>
       </w:pPr>
       <w:r>
-        <w:t xml:space="preserve">. . . (c) persons who have a child in common; or</w:t>
+        <w:t xml:space="preserve">. ⁠. ⁠. (c) persons who have a child in common; or</w:t>
       </w:r>
     </w:p>
     <w:p>
@@ -2535,7 +2487,7 @@
         <w:pStyle w:val="BodyText"/>
       </w:pPr>
       <w:r>
-        <w:t xml:space="preserve">Thus, as severed, the word “persons” easily serves as the noun to precede both (c) and (d). In other words, “persons” precedes “who are cohabiting or formerly have cohabited” as well as “persons who have a child in common.” Such limited severance removes the discrimination, as well as it preserves the cohabitation protections. The more limited severance, striking only the words “male and female” would return to virtually the same language the General Assembly used in 1984 in the original Domestic Abuse Act. See Act No. 484 of 1984. Moreover, this narrower severance is consistent with Stone v. Traynham’s admonition that the judiciary “go no further than absolutely necessary in declaring unconstitutional an action of the legislature.” Stone, supra. If the Court were to sever these words only, leaving the word “persons” to precede “who are cohabiting . . .” the legislature could address the “roommate” problem it had encountered earlier when it returns in January.</w:t>
+        <w:t xml:space="preserve">Thus, as severed, the word “persons” easily serves as the noun to precede both (c) and (d). In other words, “persons” precedes “who are cohabiting or formerly have cohabited” as well as “persons who have a child in common.” Such limited severance removes the discrimination, as well as it preserves the cohabitation protections. The more limited severance, striking only the words “male and female” would return to virtually the same language the General Assembly used in 1984 in the original Domestic Abuse Act. See Act No. 484 of 1984. Moreover, this narrower severance is consistent with Stone v. Traynham’s admonition that the judiciary “go no further than absolutely necessary in declaring unconstitutional an action of the legislature.” Stone, supra. If the Court were to sever these words only, leaving the word “persons” to precede “who are cohabiting ⁠. ⁠. ⁠.” the legislature could address the “roommate” problem it had encountered earlier when it returns in January.</w:t>
       </w:r>
     </w:p>
     <w:p>
@@ -3842,6 +3794,7 @@
     <w:unhideWhenUsed/>
     <w:qFormat/>
     <w:pPr>
+      <w:keepLines/>
       <w:spacing w:before="0" w:after="140" w:line="276" w:lineRule="exact"/>
     </w:pPr>
     <w:rPr>
@@ -4092,6 +4045,33 @@
     <w:pPr>
       <w:spacing w:before="0" w:after="0" w:line="276" w:lineRule="exact"/>
       <w:ind w:left="2160" w:hanging="720"/>
+    </w:pPr>
+  </w:style>
+  <w:style w:type="paragraph" w:customStyle="1" w:styleId="XdQuoteList1">
+    <w:name w:val="Xd Quote List 1"/>
+    <w:basedOn w:val="Normal"/>
+    <w:qFormat/>
+    <w:pPr>
+      <w:spacing w:before="0" w:after="0" w:line="276" w:lineRule="exact"/>
+      <w:ind w:left="1440" w:right="720" w:hanging="720"/>
+    </w:pPr>
+  </w:style>
+  <w:style w:type="paragraph" w:customStyle="1" w:styleId="XdQuoteList2">
+    <w:name w:val="Xd Quote List 2"/>
+    <w:basedOn w:val="Normal"/>
+    <w:qFormat/>
+    <w:pPr>
+      <w:spacing w:before="0" w:after="0" w:line="276" w:lineRule="exact"/>
+      <w:ind w:left="2160" w:right="720" w:hanging="720"/>
+    </w:pPr>
+  </w:style>
+  <w:style w:type="paragraph" w:customStyle="1" w:styleId="XdQuoteList3">
+    <w:name w:val="Xd Quote List 3"/>
+    <w:basedOn w:val="Normal"/>
+    <w:qFormat/>
+    <w:pPr>
+      <w:spacing w:before="0" w:after="0" w:line="276" w:lineRule="exact"/>
+      <w:ind w:left="2880" w:right="720" w:hanging="720"/>
     </w:pPr>
   </w:style>
   <w:style w:type="paragraph" w:customStyle="1" w:styleId="XdQuote">

--- a/courts/fourth-circuit/south-carolina/state/supreme-court/petition-for-rehearing/usage/OUTPUT-petition-for-rehearing.docx
+++ b/courts/fourth-circuit/south-carolina/state/supreme-court/petition-for-rehearing/usage/OUTPUT-petition-for-rehearing.docx
@@ -168,9 +168,7 @@
         <w:t xml:space="preserve"> </w:t>
       </w:r>
       <w:r>
-        <w:t xml:space="preserve">2015</w:t>
-        <w:noBreakHyphen/>
-        <w:t xml:space="preserve">001726</w:t>
+        <w:t xml:space="preserve">2015-⁠001726</w:t>
       </w:r>
     </w:p>
     <w:p>
@@ -847,9 +845,7 @@
               <w:t xml:space="preserve"> </w:t>
             </w:r>
             <w:r>
-              <w:t xml:space="preserve">734</w:t>
-              <w:noBreakHyphen/>
-              <w:t xml:space="preserve">3680</w:t>
+              <w:t xml:space="preserve">734-⁠3680</w:t>
             </w:r>
           </w:p>
           <w:p>
@@ -1393,13 +1389,7 @@
         <w:pStyle w:val="BodyText"/>
       </w:pPr>
       <w:r>
-        <w:t xml:space="preserve">For purposes of the need for rehearing, we believe the Court overlooked or misapprehended the well-recognized and often preferred principle that the remedy for underinclusiveness in Equal Protection cases is not severance, but inclusion of those who have been discriminated against. Rather than “leveling down” to address the inequality posed by the Acts, the preferred remedy is to “level up” so as to best fulfill the legislative purpose of protecting one member of a cohabiting couple beaten or assaulted by the other. We stated in our Brief on the merits, “[t]he importance of the domestic violence statutes ⁠. ⁠. ⁠. cannot be overstated. Where there is a statute which confers benefits on an underinclusive basis, ‘extension, rather than nullification, is the proper course.’ See Califano v. Westcott, 443 U.S. 76, 90</w:t>
-      </w:r>
-      <w:r>
-        <w:noBreakHyphen/>
-      </w:r>
-      <w:r>
-        <w:t xml:space="preserve">91 (1979) (citing cases). Thus, should the Court find a constitutional violation in this case, we urge it to add same-sex couples to the definition of ‘household member,’ rather than taking the drastic step of striking the entire statute.” State’s Brief at 9. Importantly, heretofore, as will be discussed, this Court has also taken the approach of inclusion, rather than nullification, as a remedy for an Equal Protection violation.</w:t>
+        <w:t xml:space="preserve">For purposes of the need for rehearing, we believe the Court overlooked or misapprehended the well-recognized and often preferred principle that the remedy for underinclusiveness in Equal Protection cases is not severance, but inclusion of those who have been discriminated against. Rather than “leveling down” to address the inequality posed by the Acts, the preferred remedy is to “level up” so as to best fulfill the legislative purpose of protecting one member of a cohabiting couple beaten or assaulted by the other. We stated in our Brief on the merits, “[t]he importance of the domestic violence statutes ⁠. ⁠. ⁠. cannot be overstated. Where there is a statute which confers benefits on an underinclusive basis, ‘extension, rather than nullification, is the proper course.’ See Califano v. Westcott, 443 U.S. 76, 90-⁠91 (1979) (citing cases). Thus, should the Court find a constitutional violation in this case, we urge it to add same-sex couples to the definition of ‘household member,’ rather than taking the drastic step of striking the entire statute.” State’s Brief at 9. Importantly, heretofore, as will be discussed, this Court has also taken the approach of inclusion, rather than nullification, as a remedy for an Equal Protection violation.</w:t>
       </w:r>
     </w:p>
     <w:p>
@@ -1607,13 +1597,7 @@
         <w:pStyle w:val="BodyText"/>
       </w:pPr>
       <w:r>
-        <w:t xml:space="preserve">In 1994, the General Assembly stiffened the penalties for domestic violence and created the offense of CDV HAN, making it a felony. It also inserted the words “male and female” for the word “persons” with respect to cohabitors, but essentially preserved the same language regarding cohabitation (“who are cohabiting or formerly have cohabited”). See State v. Leopard, 349 S.C. 467, 471</w:t>
-      </w:r>
-      <w:r>
-        <w:noBreakHyphen/>
-      </w:r>
-      <w:r>
-        <w:t xml:space="preserve">72, 563 S.E.2d 342, 345 (Ct. App. 2002) (referencing 1994 Act No. 519, § 1). Various amended versions of the Acts have carried forth these cohabitation protections, from 1984 until today.</w:t>
+        <w:t xml:space="preserve">In 1994, the General Assembly stiffened the penalties for domestic violence and created the offense of CDV HAN, making it a felony. It also inserted the words “male and female” for the word “persons” with respect to cohabitors, but essentially preserved the same language regarding cohabitation (“who are cohabiting or formerly have cohabited”). See State v. Leopard, 349 S.C. 467, 471-⁠72, 563 S.E.2d 342, 345 (Ct. App. 2002) (referencing 1994 Act No. 519, § 1). Various amended versions of the Acts have carried forth these cohabitation protections, from 1984 until today.</w:t>
       </w:r>
     </w:p>
     <w:p>
@@ -1677,13 +1661,7 @@
         <w:pStyle w:val="BodyText"/>
       </w:pPr>
       <w:r>
-        <w:t xml:space="preserve">We offered in our Brief alternative constructions to ensure the constitutionality of the cohabitation provisions. See State’s Brief at 23</w:t>
-      </w:r>
-      <w:r>
-        <w:noBreakHyphen/>
-      </w:r>
-      <w:r>
-        <w:t xml:space="preserve">29. In addition, the term “a male and female” could be deemed to be used simply to signify two people of the opposite sex acting either together or each acting separately. Thus, without the word “between,” an alternative reading could be construed to allow a male to cohabit with another male and a female with another female. This is particularly so because the word “persons” had been used for ten years prior.</w:t>
+        <w:t xml:space="preserve">We offered in our Brief alternative constructions to ensure the constitutionality of the cohabitation provisions. See State’s Brief at 23-⁠29. In addition, the term “a male and female” could be deemed to be used simply to signify two people of the opposite sex acting either together or each acting separately. Thus, without the word “between,” an alternative reading could be construed to allow a male to cohabit with another male and a female with another female. This is particularly so because the word “persons” had been used for ten years prior.</w:t>
       </w:r>
     </w:p>
     <w:p>
@@ -1771,27 +1749,15 @@
         <w:pStyle w:val="BodyText"/>
       </w:pPr>
       <w:r>
-        <w:t xml:space="preserve">The importance of the protections afforded all cohabitants may be seen by the Court of Appeals’ decision in Pelzer v. State, 381 S.C. 217, 219</w:t>
-      </w:r>
-      <w:r>
-        <w:noBreakHyphen/>
-      </w:r>
-      <w:r>
-        <w:t xml:space="preserve">20, 672 S.E.2d 790, 791 (Ct. App. 2009). In that case, the Court recounted that the defendant had threatened to set fire to the home where his formerly cohabiting partner and their two children in common were sleeping. He then brutally beat the victim. Among other things, Pelzer was charged with CDV HAN and violation of a family court restraining order.</w:t>
-      </w:r>
-    </w:p>
-    <w:p>
-      <w:pPr>
-        <w:pStyle w:val="BodyText"/>
-      </w:pPr>
-      <w:r>
-        <w:t xml:space="preserve">Certainly such horrid acts of violence do not occur only in cohabiting relationships, but it is clear that domestic violence often occurs in such relations outside of marriage. Thus, the protections of the Acts are needed just as much, if not more, for cohabitors as for spouses or former spouses. By way of illustration, the State Report for fiscal 2014</w:t>
-      </w:r>
-      <w:r>
-        <w:noBreakHyphen/>
-      </w:r>
-      <w:r>
-        <w:t xml:space="preserve">15, provided by DSS, found that 33% of domestic violence victims were a current spouse and four percent a former spouse. Twenty four percent of domestic violence victims were cohabiting intimate partners, and three percent a former dating partner. Thirty six percent were in a dating relationship. See South Carolina Department of Social Services, The Domestic Violence State Report, Federal Fiscal Year October 2014 - September 2015, at 33. Another study by the Department of Public Safety concluded that “[t]he most frequently reported marital status among domestic violence offenders under supervision was single and never married” (45.8%). See McManus, “Nowhere to Run, Nowhere to Hide: A Profile of Domestic Violence in South Carolina” at 76 (2006).</w:t>
+        <w:t xml:space="preserve">The importance of the protections afforded all cohabitants may be seen by the Court of Appeals’ decision in Pelzer v. State, 381 S.C. 217, 219-⁠20, 672 S.E.2d 790, 791 (Ct. App. 2009). In that case, the Court recounted that the defendant had threatened to set fire to the home where his formerly cohabiting partner and their two children in common were sleeping. He then brutally beat the victim. Among other things, Pelzer was charged with CDV HAN and violation of a family court restraining order.</w:t>
+      </w:r>
+    </w:p>
+    <w:p>
+      <w:pPr>
+        <w:pStyle w:val="BodyText"/>
+      </w:pPr>
+      <w:r>
+        <w:t xml:space="preserve">Certainly such horrid acts of violence do not occur only in cohabiting relationships, but it is clear that domestic violence often occurs in such relations outside of marriage. Thus, the protections of the Acts are needed just as much, if not more, for cohabitors as for spouses or former spouses. By way of illustration, the State Report for fiscal 2014-⁠15, provided by DSS, found that 33% of domestic violence victims were a current spouse and four percent a former spouse. Twenty four percent of domestic violence victims were cohabiting intimate partners, and three percent a former dating partner. Thirty six percent were in a dating relationship. See South Carolina Department of Social Services, The Domestic Violence State Report, Federal Fiscal Year October 2014 - September 2015, at 33. Another study by the Department of Public Safety concluded that “[t]he most frequently reported marital status among domestic violence offenders under supervision was single and never married” (45.8%). See McManus, “Nowhere to Run, Nowhere to Hide: A Profile of Domestic Violence in South Carolina” at 76 (2006).</w:t>
       </w:r>
     </w:p>
     <w:p>
@@ -1897,37 +1863,7 @@
         <w:pStyle w:val="XdQuoteFirst"/>
       </w:pPr>
       <w:r>
-        <w:t xml:space="preserve">[W]here a statute is defective because of under inclusion, Mr. Justice Harlan noted, “there exist two remedial alternatives: a court may either declare [the statute] a nullity and order that its benefits not extend to the class that the legislature intended to benefit, or it may extend the coverage of the statute to include those who are aggrieved by the exclusion.” Welsh v. United States, 398 U.S. 333, 361, 90 S.Ct 1792, 1807</w:t>
-      </w:r>
-      <w:r>
-        <w:noBreakHyphen/>
-      </w:r>
-      <w:r>
-        <w:t xml:space="preserve">1808, 26 L.Ed.2d 308 (1970) (concurring in result). In previous cases involving equal protection challenges to underinclusive federal benefits statutes, this Court has suggested that extension, rather than nullification, is the proper course. See e.g. Jimenez v. Weinberger, 417 U.S. 628, 637</w:t>
-      </w:r>
-      <w:r>
-        <w:noBreakHyphen/>
-      </w:r>
-      <w:r>
-        <w:t xml:space="preserve">638, 94 S.Ct 2496, 2502</w:t>
-      </w:r>
-      <w:r>
-        <w:noBreakHyphen/>
-      </w:r>
-      <w:r>
-        <w:t xml:space="preserve">2503, 41 L.Ed.2d 363 (1974); Frontiero v. Richardson, 411 U.S. at 691 and n. 25, 93 S.Ct. at 1772 and n. 25 (plurality opinion). Indeed, this Court has regularly affirmed District Court judgments ordering that welfare benefits be paid to members of an unconstitutionally excluded class. E.g. Califano v. Goldfarb, 430 U.S. 199, 97 S.Ct 1021, 51 L.Ed.2d 270 (1977), affg. 396 F.Supp. 308, 309 (E.D.N.Y. 1975); Califano v. Silbowitz, 430 U.S. 924, 97 S.Ct. 1539, 51 L.Ed.2d 768 (1977), summarily affg, 399 F.Supp. 118, 132</w:t>
-      </w:r>
-      <w:r>
-        <w:noBreakHyphen/>
-      </w:r>
-      <w:r>
-        <w:t xml:space="preserve">133 (Md. 1975); Weinberger v. Wiesenfeld, 420 U.S. 636, 95 S.Ct. 1225, 43 L.Ed.2d 514 (1975), affg. 367 F.Supp. 981, 991 (N.J. 1993); United States Dept. of Agriculture v. Moreno, 413 U.S. 528, 93 S.Ct. 2821, 37 L.Ed.2d 782 (1973), affg. 345 F.Supp. 310, 315</w:t>
-      </w:r>
-      <w:r>
-        <w:noBreakHyphen/>
-      </w:r>
-      <w:r>
-        <w:t xml:space="preserve">16 (D.C. 1972); Richardson v. Griffin, 409 U.S. 1069, 93 S.Ct. 689, 34 L.Ed.2d 660 (1972), summarily affg. 346 F.Supp. 1226, 1237 (Md.).</w:t>
+        <w:t xml:space="preserve">[W]here a statute is defective because of under inclusion, Mr. Justice Harlan noted, “there exist two remedial alternatives: a court may either declare [the statute] a nullity and order that its benefits not extend to the class that the legislature intended to benefit, or it may extend the coverage of the statute to include those who are aggrieved by the exclusion.” Welsh v. United States, 398 U.S. 333, 361, 90 S.Ct 1792, 1807-⁠1808, 26 L.Ed.2d 308 (1970) (concurring in result). In previous cases involving equal protection challenges to underinclusive federal benefits statutes, this Court has suggested that extension, rather than nullification, is the proper course. See e.g. Jimenez v. Weinberger, 417 U.S. 628, 637-⁠638, 94 S.Ct 2496, 2502-⁠2503, 41 L.Ed.2d 363 (1974); Frontiero v. Richardson, 411 U.S. at 691 and n. 25, 93 S.Ct. at 1772 and n. 25 (plurality opinion). Indeed, this Court has regularly affirmed District Court judgments ordering that welfare benefits be paid to members of an unconstitutionally excluded class. E.g. Califano v. Goldfarb, 430 U.S. 199, 97 S.Ct 1021, 51 L.Ed.2d 270 (1977), affg. 396 F.Supp. 308, 309 (E.D.N.Y. 1975); Califano v. Silbowitz, 430 U.S. 924, 97 S.Ct. 1539, 51 L.Ed.2d 768 (1977), summarily affg, 399 F.Supp. 118, 132-⁠133 (Md. 1975); Weinberger v. Wiesenfeld, 420 U.S. 636, 95 S.Ct. 1225, 43 L.Ed.2d 514 (1975), affg. 367 F.Supp. 981, 991 (N.J. 1993); United States Dept. of Agriculture v. Moreno, 413 U.S. 528, 93 S.Ct. 2821, 37 L.Ed.2d 782 (1973), affg. 345 F.Supp. 310, 315-⁠16 (D.C. 1972); Richardson v. Griffin, 409 U.S. 1069, 93 S.Ct. 689, 34 L.Ed.2d 660 (1972), summarily affg. 346 F.Supp. 1226, 1237 (Md.).</w:t>
       </w:r>
     </w:p>
     <w:p>
@@ -1959,13 +1895,7 @@
         <w:pStyle w:val="BodyText"/>
       </w:pPr>
       <w:r>
-        <w:t xml:space="preserve">Based upon these factors, particularly the impact of the remedy of nullification, decisions elsewhere often follow Califano v. Westcott and apply “the extension rather than nullification” rule. See e.g. Cimaglia v. Schweiker, 555 F. Supp. 710, 713 (S.D. Fla. 1983) [“the appropriate remedy is to extend the benefits to the women who have been constitutionally excluded”]; Mertz v. Harris, 497 F. Supp. 1134, 1143 (S.D. Tex. 1980) [“The final issue faced by this Court is whether the Defendant should be required to extend to widowers those benefits which are presently provided to widows, or to nullify those benefits presently enjoyed by widows, but not widowers. This Court finds that ‘extension, rather than nullification is the proper course.’” (quoting Califano)]; State v. Denney, 101 P.3d 1257, 1269 (Kan. 2004) [“In short, Kansas’ obvious commitment to exoneration of the innocent through DNA—both sampling and later testing—would be severely reduced if we nullify K.S.A. 2003 Supp. 21</w:t>
-      </w:r>
-      <w:r>
-        <w:noBreakHyphen/>
-      </w:r>
-      <w:r>
-        <w:t xml:space="preserve">2512. On the other hand, if we extend the statute’s coverage to include situations such as Denney’s we have increased the chances of freeing the innocent.”].</w:t>
+        <w:t xml:space="preserve">Based upon these factors, particularly the impact of the remedy of nullification, decisions elsewhere often follow Califano v. Westcott and apply “the extension rather than nullification” rule. See e.g. Cimaglia v. Schweiker, 555 F. Supp. 710, 713 (S.D. Fla. 1983) [“the appropriate remedy is to extend the benefits to the women who have been constitutionally excluded”]; Mertz v. Harris, 497 F. Supp. 1134, 1143 (S.D. Tex. 1980) [“The final issue faced by this Court is whether the Defendant should be required to extend to widowers those benefits which are presently provided to widows, or to nullify those benefits presently enjoyed by widows, but not widowers. This Court finds that ‘extension, rather than nullification is the proper course.’” (quoting Califano)]; State v. Denney, 101 P.3d 1257, 1269 (Kan. 2004) [“In short, Kansas’ obvious commitment to exoneration of the innocent through DNA—both sampling and later testing—would be severely reduced if we nullify K.S.A. 2003 Supp. 21-⁠2512. On the other hand, if we extend the statute’s coverage to include situations such as Denney’s we have increased the chances of freeing the innocent.”].</w:t>
       </w:r>
     </w:p>
     <w:p>
@@ -1989,13 +1919,7 @@
         <w:pStyle w:val="XdQuoteOnly"/>
       </w:pPr>
       <w:r>
-        <w:t xml:space="preserve">[A]lthough extension of benefits is customary in federal benefits cases, ⁠. ⁠. ⁠. all indicators in this case point in the opposite direction. ⁠. ⁠. ⁠. Put to the choice, Congress, we believe, would have abrogated § 1409(c)’s exception, preferring preservation of the general rule. For the reasons stated, however, we must adopt the remedial course Congress likely would have chosen “had it been apprised of the constitutional infirmity.” Levin, 560 U.S. at 427. ⁠. ⁠. ⁠. Although the preferred rule in the typical case is to extend favorable treatment, see Westcott, 443 U.S. at 89</w:t>
-      </w:r>
-      <w:r>
-        <w:noBreakHyphen/>
-      </w:r>
-      <w:r>
-        <w:t xml:space="preserve">90, 99 S.Ct. 2655, this is hardly the typical case. ⁠. ⁠. ⁠. Extension here would render the special treatment Congress prescribed in § 1409(c), the one-year special treatment for U.S.-citizen mothers, the general rule, no longer an exception. Section 1401(a)⁠(7)’s larger physical presence requirement, applicable to a substantial majority of children born abroad to one U.S.-citizen parent and one foreign-citizen parent, therefore, must hold sway.</w:t>
+        <w:t xml:space="preserve">[A]lthough extension of benefits is customary in federal benefits cases, ⁠. ⁠. ⁠. all indicators in this case point in the opposite direction. ⁠. ⁠. ⁠. Put to the choice, Congress, we believe, would have abrogated § 1409(c)’s exception, preferring preservation of the general rule. For the reasons stated, however, we must adopt the remedial course Congress likely would have chosen “had it been apprised of the constitutional infirmity.” Levin, 560 U.S. at 427. ⁠. ⁠. ⁠. Although the preferred rule in the typical case is to extend favorable treatment, see Westcott, 443 U.S. at 89-⁠90, 99 S.Ct. 2655, this is hardly the typical case. ⁠. ⁠. ⁠. Extension here would render the special treatment Congress prescribed in § 1409(c), the one-year special treatment for U.S.-citizen mothers, the general rule, no longer an exception. Section 1401(a)⁠(7)’s larger physical presence requirement, applicable to a substantial majority of children born abroad to one U.S.-citizen parent and one foreign-citizen parent, therefore, must hold sway.</w:t>
       </w:r>
     </w:p>
     <w:p>
@@ -2083,25 +2007,7 @@
         <w:pStyle w:val="XdQuoteOnly"/>
       </w:pPr>
       <w:r>
-        <w:t xml:space="preserve">[C]onsequently, in order to address the important issue presented in this case and remain within the confines of the Court’s jurisdiction, I would declare Sections 16</w:t>
-      </w:r>
-      <w:r>
-        <w:noBreakHyphen/>
-      </w:r>
-      <w:r>
-        <w:t xml:space="preserve">25</w:t>
-      </w:r>
-      <w:r>
-        <w:noBreakHyphen/>
-      </w:r>
-      <w:r>
-        <w:t xml:space="preserve">10(3) and 20</w:t>
-      </w:r>
-      <w:r>
-        <w:noBreakHyphen/>
-      </w:r>
-      <w:r>
-        <w:t xml:space="preserve">4-(b) unconstitutional as applied to Doe. Accordingly, I would hold that the family court may not utilize these statutory provisions to prevent Doe or those in similar same-sex relationships from seeking an Order of Protection.</w:t>
+        <w:t xml:space="preserve">[C]onsequently, in order to address the important issue presented in this case and remain within the confines of the Court’s jurisdiction, I would declare Sections 16-⁠25-⁠10(3) and 20-⁠4-(b) unconstitutional as applied to Doe. Accordingly, I would hold that the family court may not utilize these statutory provisions to prevent Doe or those in similar same-sex relationships from seeking an Order of Protection.</w:t>
       </w:r>
     </w:p>
     <w:p>
@@ -2157,13 +2063,7 @@
         <w:pStyle w:val="XdQuoteFirst"/>
       </w:pPr>
       <w:r>
-        <w:t xml:space="preserve">[S]ince City of Cleburne, the Supreme Court and lower federal courts have continued to recognize a distinction between facial and as-applied challenges in the equal protection context. For example, in Romer v. Evans, in which the Court used rational-basis scrutiny to strike down a Colorado constitutional amendment that prohibited government action designed to protect homosexuals from discrimination, the dissent objected that even if some provisions of the amendment were invalid, the respondents’ “facial” challenge to the amendment fell short because the respondents failed to “establish that no set of circumstances exists under which the Act would be valid.” 517 U.S. 620, 643, 116 S. Ct. 1620, 134 L. Ed. 2d 855 (1996) (Scalia, J., dissenting) (emphasis added). Accord, e.g., Quinn v. Millsap, 491 U.S. 95, 103 n. 8, 109 S. Ct. 2324, 105 L. Ed. 2d 74 (1989) (recognizing the possibility of both facial and as-applied equal protection challenges to a state law that provides that only real property owners can be appointed to a government board); Williams v. Pryor, 240 F.3d 944, 951</w:t>
-      </w:r>
-      <w:r>
-        <w:noBreakHyphen/>
-      </w:r>
-      <w:r>
-        <w:t xml:space="preserve">52 (11th Cir. 2001) (distinguishing the “as-applied” equal protection challenge of City of Cleburne from the facial, fundamental rights challenge brought by the Williams plaintiffs); Greensprings Racquet Club, Inc. v. Baltimore County, Md., 232 F.3d 887, 2000 WL 1624496 *6 (4th Cir. 2000) (unpublished disposition) (evaluating both a facial and an as-applied, rational-basis, equal protection challenge to a state zoning ordinance); Batra v. Board of Regents of Univ. of Neb., 79 F.3d 717, 721 (8th Cir. 1996) (“Most equal protection cases involve facial or as-applied challenges to legislative action. Absent a ‘suspect classification’ such as race, courts review legislative actions under the highly deferential ‘rational basis’ standard.”); Steffan v. Perry, 41 F.3d 677, 693 (D.C. Cir. 1994) (evaluating a rational-basis, equal protection challenge to a DOD directive that prohibits homosexuals from serving in the Navy, and observing that “where ⁠. ⁠. ⁠. a statute or regulation has some concededly constitutional applications, a successful challenger must demonstrate that the statute is unconstitutional as applied to the particular facts of [his] case.”) (citing United States v. Salerno, 481 U.S. 739, 745, 107 S. Ct. 2095, 95 L. Ed. 2d 697 (1987)). These cases clearly establish that federal courts are generally willing to entertain as applied equal protection challenges.</w:t>
+        <w:t xml:space="preserve">[S]ince City of Cleburne, the Supreme Court and lower federal courts have continued to recognize a distinction between facial and as-applied challenges in the equal protection context. For example, in Romer v. Evans, in which the Court used rational-basis scrutiny to strike down a Colorado constitutional amendment that prohibited government action designed to protect homosexuals from discrimination, the dissent objected that even if some provisions of the amendment were invalid, the respondents’ “facial” challenge to the amendment fell short because the respondents failed to “establish that no set of circumstances exists under which the Act would be valid.” 517 U.S. 620, 643, 116 S. Ct. 1620, 134 L. Ed. 2d 855 (1996) (Scalia, J., dissenting) (emphasis added). Accord, e.g., Quinn v. Millsap, 491 U.S. 95, 103 n. 8, 109 S. Ct. 2324, 105 L. Ed. 2d 74 (1989) (recognizing the possibility of both facial and as-applied equal protection challenges to a state law that provides that only real property owners can be appointed to a government board); Williams v. Pryor, 240 F.3d 944, 951-⁠52 (11th Cir. 2001) (distinguishing the “as-applied” equal protection challenge of City of Cleburne from the facial, fundamental rights challenge brought by the Williams plaintiffs); Greensprings Racquet Club, Inc. v. Baltimore County, Md., 232 F.3d 887, 2000 WL 1624496 *6 (4th Cir. 2000) (unpublished disposition) (evaluating both a facial and an as-applied, rational-basis, equal protection challenge to a state zoning ordinance); Batra v. Board of Regents of Univ. of Neb., 79 F.3d 717, 721 (8th Cir. 1996) (“Most equal protection cases involve facial or as-applied challenges to legislative action. Absent a ‘suspect classification’ such as race, courts review legislative actions under the highly deferential ‘rational basis’ standard.”); Steffan v. Perry, 41 F.3d 677, 693 (D.C. Cir. 1994) (evaluating a rational-basis, equal protection challenge to a DOD directive that prohibits homosexuals from serving in the Navy, and observing that “where ⁠. ⁠. ⁠. a statute or regulation has some concededly constitutional applications, a successful challenger must demonstrate that the statute is unconstitutional as applied to the particular facts of [his] case.”) (citing United States v. Salerno, 481 U.S. 739, 745, 107 S. Ct. 2095, 95 L. Ed. 2d 697 (1987)). These cases clearly establish that federal courts are generally willing to entertain as applied equal protection challenges.</w:t>
       </w:r>
     </w:p>
     <w:p>
@@ -2171,13 +2071,7 @@
         <w:pStyle w:val="XdQuoteLast"/>
       </w:pPr>
       <w:r>
-        <w:t xml:space="preserve">Britell v. U.S., 150 F. Supp. 2d 211, 221</w:t>
-      </w:r>
-      <w:r>
-        <w:noBreakHyphen/>
-      </w:r>
-      <w:r>
-        <w:t xml:space="preserve">222 (D. Mass. 2001).</w:t>
+        <w:t xml:space="preserve">Britell v. U.S., 150 F. Supp. 2d 211, 221-⁠222 (D. Mass. 2001).</w:t>
       </w:r>
     </w:p>
     <w:p>
@@ -2193,19 +2087,7 @@
         <w:pStyle w:val="BodyText"/>
       </w:pPr>
       <w:r>
-        <w:t xml:space="preserve">Chief Justice Beatty’s approach is also supported by this Court’s decision in Joint Legislative Comm. for Judicial Screening v. Huff, 320 S.C. 241, 464 S.E.2d 324 (1995). In that case, the Court concluded that § 2-⁠1-⁠100, which prohibited appointment or election of senators or representatives during their term to any office created during that term was unconstitutional as applied to constitutional offices. According to the Court, “This section [2</w:t>
-      </w:r>
-      <w:r>
-        <w:noBreakHyphen/>
-      </w:r>
-      <w:r>
-        <w:t xml:space="preserve">1</w:t>
-      </w:r>
-      <w:r>
-        <w:noBreakHyphen/>
-      </w:r>
-      <w:r>
-        <w:t xml:space="preserve">100] does not apply to members seeking election to the Court of Appeals and circuit court since it would provide an additional qualification. However, it does apply to members seeking election to family court.” 320 S.C. at 245, 464 S.E.2d at 326. While the statute in Joint Legislative Committee involved a prohibition, rather than a protection, the result is the same. In McConnell, the Court, in holding § 2-⁠1-⁠100 to be unconstitutional as applied to constitutional offices, did not strike the provision, nor alter it in any way, but simply concluded that those who were unconstitutionally included must be excluded. By the same token, the Chief Justice here concluded that those who were unconstitutionally excluded must be included. Such a remedy best protects legislative intent and does not strip all cohabitants of the protections from domestic violence which they have long been afforded.</w:t>
+        <w:t xml:space="preserve">Chief Justice Beatty’s approach is also supported by this Court’s decision in Joint Legislative Comm. for Judicial Screening v. Huff, 320 S.C. 241, 464 S.E.2d 324 (1995). In that case, the Court concluded that § 2-⁠1-⁠100, which prohibited appointment or election of senators or representatives during their term to any office created during that term was unconstitutional as applied to constitutional offices. According to the Court, “This section [2-⁠1-⁠100] does not apply to members seeking election to the Court of Appeals and circuit court since it would provide an additional qualification. However, it does apply to members seeking election to family court.” 320 S.C. at 245, 464 S.E.2d at 326. While the statute in Joint Legislative Committee involved a prohibition, rather than a protection, the result is the same. In McConnell, the Court, in holding § 2-⁠1-⁠100 to be unconstitutional as applied to constitutional offices, did not strike the provision, nor alter it in any way, but simply concluded that those who were unconstitutionally included must be excluded. By the same token, the Chief Justice here concluded that those who were unconstitutionally excluded must be included. Such a remedy best protects legislative intent and does not strip all cohabitants of the protections from domestic violence which they have long been afforded.</w:t>
       </w:r>
     </w:p>
     <w:p>
@@ -2265,19 +2147,7 @@
         <w:pStyle w:val="XdQuoteFirst"/>
       </w:pPr>
       <w:r>
-        <w:t xml:space="preserve">[G]enerally speaking, when confronting a constitutional flaw in a statute, we try to limit the solution to the problem. We prefer, for example, to enjoin only the unconstitutional applications of a statute while leaving other constitutional applications in force, see United States v. Raines, 362 U.S. 17, 20</w:t>
-      </w:r>
-      <w:r>
-        <w:noBreakHyphen/>
-      </w:r>
-      <w:r>
-        <w:t xml:space="preserve">22, 80 S.Ct. 519, 4 L.Ed.2d 524 (1960), or to sever its problematic portions while leaving the remainder intact. United States v. Booker, 543 U.S. 220, 227</w:t>
-      </w:r>
-      <w:r>
-        <w:noBreakHyphen/>
-      </w:r>
-      <w:r>
-        <w:t xml:space="preserve">229, 125 S.Ct. 738, 160 L.Ed.2d 621 (2005).</w:t>
+        <w:t xml:space="preserve">[G]enerally speaking, when confronting a constitutional flaw in a statute, we try to limit the solution to the problem. We prefer, for example, to enjoin only the unconstitutional applications of a statute while leaving other constitutional applications in force, see United States v. Raines, 362 U.S. 17, 20-⁠22, 80 S.Ct. 519, 4 L.Ed.2d 524 (1960), or to sever its problematic portions while leaving the remainder intact. United States v. Booker, 543 U.S. 220, 227-⁠229, 125 S.Ct. 738, 160 L.Ed.2d 621 (2005).</w:t>
       </w:r>
     </w:p>
     <w:p>
@@ -2309,13 +2179,7 @@
         <w:pStyle w:val="BodyText"/>
       </w:pPr>
       <w:r>
-        <w:t xml:space="preserve">546 U.S. at 328</w:t>
-      </w:r>
-      <w:r>
-        <w:noBreakHyphen/>
-      </w:r>
-      <w:r>
-        <w:t xml:space="preserve">330.</w:t>
+        <w:t xml:space="preserve">546 U.S. at 328-⁠330.</w:t>
       </w:r>
     </w:p>
     <w:p>
@@ -2441,13 +2305,7 @@
         <w:pStyle w:val="BodyText"/>
       </w:pPr>
       <w:r>
-        <w:t xml:space="preserve">In this case, our Return to the Petition for Original Jurisdiction suggested to the Court that the General Assembly, by using the phrase “male or female who are cohabiting or formerly have cohabited,” did not intend overtly to discriminate against same-sex couples, but to address the overriding problem of violence against women at the hands of their cohabiting male partners. Thus, we suggested that the definition “be interpreted to include same-sex couples.” Return at 10. In our Brief, we offered a number of possible interpretations to rectify the constitutional problem, including severing only the words “male and female.” State’s Brief at 23</w:t>
-      </w:r>
-      <w:r>
-        <w:noBreakHyphen/>
-      </w:r>
-      <w:r>
-        <w:t xml:space="preserve">29. As noted above, we are of the view that the remedies of inclusion (as opposed to nullification) or unconstitutionality as applied, proposed by Chief Justice Beatty, best reconcile an unconstitutional provision with that of preserving the legislative intent to protect cohabitants from domestic violence.</w:t>
+        <w:t xml:space="preserve">In this case, our Return to the Petition for Original Jurisdiction suggested to the Court that the General Assembly, by using the phrase “male or female who are cohabiting or formerly have cohabited,” did not intend overtly to discriminate against same-sex couples, but to address the overriding problem of violence against women at the hands of their cohabiting male partners. Thus, we suggested that the definition “be interpreted to include same-sex couples.” Return at 10. In our Brief, we offered a number of possible interpretations to rectify the constitutional problem, including severing only the words “male and female.” State’s Brief at 23-⁠29. As noted above, we are of the view that the remedies of inclusion (as opposed to nullification) or unconstitutionality as applied, proposed by Chief Justice Beatty, best reconcile an unconstitutional provision with that of preserving the legislative intent to protect cohabitants from domestic violence.</w:t>
       </w:r>
     </w:p>
     <w:p>
@@ -2932,9 +2790,7 @@
                     <w:t xml:space="preserve"> </w:t>
                   </w:r>
                   <w:r>
-                    <w:t xml:space="preserve">734</w:t>
-                    <w:noBreakHyphen/>
-                    <w:t xml:space="preserve">3680</w:t>
+                    <w:t xml:space="preserve">734-⁠3680</w:t>
                   </w:r>
                 </w:p>
                 <w:p>
@@ -3795,7 +3651,7 @@
     <w:qFormat/>
     <w:pPr>
       <w:keepLines/>
-      <w:spacing w:before="0" w:after="140" w:line="276" w:lineRule="exact"/>
+      <w:spacing w:before="46" w:after="140" w:line="276" w:lineRule="exact"/>
     </w:pPr>
     <w:rPr>
       <w:sz w:val="24"/>
